--- a/PROCEDIMIENTO/INDICACIONES.docx
+++ b/PROCEDIMIENTO/INDICACIONES.docx
@@ -6,12 +6,34 @@
       <w:pPr>
         <w:rPr>
           <w:color w:val="84E290" w:themeColor="accent3" w:themeTint="66"/>
-          <w:lang w:val="es-MX"/>
+          <w:lang w:val="en-US"/>
         </w:rPr>
       </w:pPr>
       <w:r>
         <w:rPr>
           <w:color w:val="84E290" w:themeColor="accent3" w:themeTint="66"/>
+          <w:lang w:val="en-US"/>
+        </w:rPr>
+        <w:t>Git bash, Visual Studio c</w:t>
+      </w:r>
+      <w:r>
+        <w:rPr>
+          <w:color w:val="84E290" w:themeColor="accent3" w:themeTint="66"/>
+          <w:lang w:val="en-US"/>
+        </w:rPr>
+        <w:t>ode</w:t>
+      </w:r>
+    </w:p>
+    <w:p>
+      <w:pPr>
+        <w:rPr>
+          <w:color w:val="84E290" w:themeColor="accent3" w:themeTint="66"/>
+          <w:lang w:val="es-MX"/>
+        </w:rPr>
+      </w:pPr>
+      <w:r>
+        <w:rPr>
+          <w:color w:val="84E290" w:themeColor="accent3" w:themeTint="66"/>
           <w:lang w:val="es-MX"/>
         </w:rPr>
         <w:t>Verde</w:t>
@@ -60,14 +82,12 @@
           <w:lang w:val="es-MX"/>
         </w:rPr>
       </w:pPr>
-      <w:proofErr w:type="spellStart"/>
       <w:r>
         <w:rPr>
           <w:lang w:val="es-MX"/>
         </w:rPr>
         <w:t>Pwd</w:t>
       </w:r>
-      <w:proofErr w:type="spellEnd"/>
     </w:p>
     <w:p>
       <w:pPr>
@@ -118,14 +138,12 @@
           <w:lang w:val="es-MX"/>
         </w:rPr>
       </w:pPr>
-      <w:proofErr w:type="spellStart"/>
       <w:r>
         <w:rPr>
           <w:lang w:val="es-MX"/>
         </w:rPr>
         <w:t>Ls</w:t>
       </w:r>
-      <w:proofErr w:type="spellEnd"/>
     </w:p>
     <w:p>
       <w:pPr>
@@ -184,34 +202,18 @@
           <w:lang w:val="es-MX"/>
         </w:rPr>
       </w:pPr>
-      <w:proofErr w:type="spellStart"/>
-      <w:r>
-        <w:rPr>
-          <w:lang w:val="es-MX"/>
-        </w:rPr>
-        <w:t>git</w:t>
-      </w:r>
-      <w:proofErr w:type="spellEnd"/>
-      <w:r>
-        <w:rPr>
-          <w:lang w:val="es-MX"/>
-        </w:rPr>
-        <w:t xml:space="preserve"> </w:t>
-      </w:r>
-      <w:proofErr w:type="spellStart"/>
+      <w:r>
+        <w:rPr>
+          <w:lang w:val="es-MX"/>
+        </w:rPr>
+        <w:t xml:space="preserve">git </w:t>
+      </w:r>
       <w:proofErr w:type="gramStart"/>
       <w:r>
         <w:rPr>
           <w:lang w:val="es-MX"/>
         </w:rPr>
-        <w:t>add</w:t>
-      </w:r>
-      <w:proofErr w:type="spellEnd"/>
-      <w:r>
-        <w:rPr>
-          <w:lang w:val="es-MX"/>
-        </w:rPr>
-        <w:t xml:space="preserve"> .</w:t>
+        <w:t>add .</w:t>
       </w:r>
       <w:proofErr w:type="gramEnd"/>
     </w:p>
@@ -231,21 +233,8 @@
       </w:r>
     </w:p>
     <w:p>
-      <w:proofErr w:type="spellStart"/>
-      <w:r>
-        <w:t>git</w:t>
-      </w:r>
-      <w:proofErr w:type="spellEnd"/>
-      <w:r>
-        <w:t xml:space="preserve"> </w:t>
-      </w:r>
-      <w:proofErr w:type="spellStart"/>
-      <w:r>
-        <w:t>commit</w:t>
-      </w:r>
-      <w:proofErr w:type="spellEnd"/>
-      <w:r>
-        <w:t xml:space="preserve"> -m “</w:t>
+      <w:r>
+        <w:t>git commit -m “</w:t>
       </w:r>
       <w:r>
         <w:rPr>
@@ -261,73 +250,39 @@
       <w:pPr>
         <w:rPr>
           <w:color w:val="0070C0"/>
-          <w:lang w:val="en-US"/>
         </w:rPr>
       </w:pPr>
       <w:r>
         <w:rPr>
           <w:color w:val="0070C0"/>
-          <w:lang w:val="en-US"/>
-        </w:rPr>
-        <w:t xml:space="preserve">Para </w:t>
-      </w:r>
-      <w:proofErr w:type="spellStart"/>
-      <w:r>
+        </w:rPr>
+        <w:t>Para agregar un comentario</w:t>
+      </w:r>
+    </w:p>
+    <w:p>
+      <w:r>
+        <w:t>git push -u origin main</w:t>
+      </w:r>
+    </w:p>
+    <w:p>
+      <w:pPr>
         <w:rPr>
           <w:color w:val="0070C0"/>
-          <w:lang w:val="en-US"/>
-        </w:rPr>
-        <w:t>agregar</w:t>
-      </w:r>
-      <w:proofErr w:type="spellEnd"/>
+        </w:rPr>
+      </w:pPr>
       <w:r>
         <w:rPr>
           <w:color w:val="0070C0"/>
-          <w:lang w:val="en-US"/>
-        </w:rPr>
-        <w:t xml:space="preserve"> un </w:t>
-      </w:r>
-      <w:proofErr w:type="spellStart"/>
-      <w:r>
+        </w:rPr>
+        <w:t>Para agregar a la nube</w:t>
+      </w:r>
+    </w:p>
+    <w:p>
+      <w:pPr>
         <w:rPr>
           <w:color w:val="0070C0"/>
-          <w:lang w:val="en-US"/>
-        </w:rPr>
-        <w:t>comentario</w:t>
-      </w:r>
-      <w:proofErr w:type="spellEnd"/>
-    </w:p>
-    <w:p>
-      <w:pPr>
-        <w:rPr>
-          <w:lang w:val="en-US"/>
-        </w:rPr>
-      </w:pPr>
-      <w:r>
-        <w:rPr>
-          <w:lang w:val="en-US"/>
-        </w:rPr>
-        <w:t>git push -u origin mai</w:t>
-      </w:r>
-      <w:r>
-        <w:rPr>
-          <w:lang w:val="en-US"/>
-        </w:rPr>
-        <w:t>n</w:t>
-      </w:r>
-    </w:p>
-    <w:p>
-      <w:pPr>
-        <w:rPr>
-          <w:color w:val="0070C0"/>
-        </w:rPr>
-      </w:pPr>
-      <w:r>
-        <w:rPr>
-          <w:color w:val="0070C0"/>
-        </w:rPr>
-        <w:t>Para agregar a la nube</w:t>
-      </w:r>
+        </w:rPr>
+      </w:pPr>
     </w:p>
     <w:p/>
     <w:p/>
